--- a/docs/2026-10-17-swarmstudio-frontend-ux-consolidation-report.docx
+++ b/docs/2026-10-17-swarmstudio-frontend-ux-consolidation-report.docx
@@ -3355,45 +3355,252 @@
           <w:b/>
           <w:bCs/>
         </w:rPr>
-        <w:t xml:space="preserve">走查发现的存量设计议题（观察项，非缺陷，未动）</w:t>
-      </w:r>
-      <w:r>
-        <w:rPr>
-          <w:rFonts w:hint="eastAsia"/>
-        </w:rPr>
-        <w:t xml:space="preserve">：左栏侧边条</w:t>
-      </w:r>
-      <w:r>
-        <w:t xml:space="preserve"> AK </w:t>
-      </w:r>
-      <w:r>
-        <w:rPr>
-          <w:rFonts w:hint="eastAsia"/>
-        </w:rPr>
-        <w:t xml:space="preserve">彩色</w:t>
-      </w:r>
-      <w:r>
-        <w:t xml:space="preserve"> logo </w:t>
-      </w:r>
-      <w:r>
-        <w:rPr>
-          <w:rFonts w:hint="eastAsia"/>
-        </w:rPr>
-        <w:t xml:space="preserve">与整体灰度风格差异大；工作台右栏「任务·决策」信息密度高、分组层次可再加强；顶栏标签页+筛选+搜索并排在一行内偏挤；治理页签「签</w:t>
-      </w:r>
-      <w:r>
-        <w:t xml:space="preserve"> </w:t>
-      </w:r>
-      <w:r>
-        <w:rPr>
-          <w:rFonts w:hint="eastAsia"/>
-        </w:rPr>
-        <w:t xml:space="preserve">N」序号与页签名并列对新手可读性一般（术语正本裁定沿用）。</w:t>
+        <w:t xml:space="preserve">走查发现的存量设计议题（观察项，2026-10-17</w:t>
+      </w:r>
+      <w:r>
+        <w:rPr>
+          <w:b/>
+          <w:bCs/>
+        </w:rPr>
+        <w:t xml:space="preserve"> </w:t>
+      </w:r>
+      <w:r>
+        <w:rPr>
+          <w:rFonts w:hint="eastAsia"/>
+          <w:b/>
+          <w:bCs/>
+        </w:rPr>
+        <w:t xml:space="preserve">用户指令「做完」后已清偿；spec：《2026-10-17-ux-observations-batch-spec.md》，证据目录</w:t>
+      </w:r>
+      <w:r>
+        <w:rPr>
+          <w:b/>
+          <w:bCs/>
+        </w:rPr>
+        <w:t xml:space="preserve"> </w:t>
+      </w:r>
+      <w:r>
+        <w:rPr>
+          <w:rFonts w:hint="eastAsia"/>
+          <w:b/>
+          <w:bCs/>
+        </w:rPr>
+        <w:t xml:space="preserve">assets/…/observations/）</w:t>
+      </w:r>
+      <w:r>
+        <w:rPr>
+          <w:rFonts w:hint="eastAsia"/>
+        </w:rPr>
+        <w:t xml:space="preserve">：</w:t>
       </w:r>
     </w:p>
     <w:p>
       <w:pPr>
-        <w:pStyle w:val="BodyText"/>
+        <w:pStyle w:val="Compact"/>
+        <w:numPr>
+          <w:ilvl w:val="0"/>
+          <w:numId w:val="1003"/>
+        </w:numPr>
+      </w:pPr>
+      <w:r>
+        <w:rPr>
+          <w:rFonts w:hint="eastAsia"/>
+        </w:rPr>
+        <w:t xml:space="preserve">左栏彩色头像灰度统一——已清偿。走查判读的「AK</w:t>
+      </w:r>
+      <w:r>
+        <w:t xml:space="preserve"> </w:t>
+      </w:r>
+      <w:r>
+        <w:rPr>
+          <w:rFonts w:hint="eastAsia"/>
+        </w:rPr>
+        <w:t xml:space="preserve">彩色</w:t>
+      </w:r>
+      <w:r>
+        <w:t xml:space="preserve"> </w:t>
+      </w:r>
+      <w:r>
+        <w:rPr>
+          <w:rFonts w:hint="eastAsia"/>
+        </w:rPr>
+        <w:t xml:space="preserve">logo」实为</w:t>
+      </w:r>
+      <w:r>
+        <w:t xml:space="preserve"> boring-avatars beam </w:t>
+      </w:r>
+      <w:r>
+        <w:rPr>
+          <w:rFonts w:hint="eastAsia"/>
+        </w:rPr>
+        <w:t xml:space="preserve">生成的账号几何头像，侧栏账号位（按钮+账号菜单头）已灰度化（ui.scss</w:t>
+      </w:r>
+      <w:r>
+        <w:t xml:space="preserve"> </w:t>
+      </w:r>
+      <w:r>
+        <w:rPr>
+          <w:rFonts w:hint="eastAsia"/>
+        </w:rPr>
+        <w:t xml:space="preserve">全局规则，零</w:t>
+      </w:r>
+      <w:r>
+        <w:t xml:space="preserve"> </w:t>
+      </w:r>
+      <w:r>
+        <w:rPr>
+          <w:rFonts w:hint="eastAsia"/>
+        </w:rPr>
+        <w:t xml:space="preserve">patch）；「全应用头像黑白化」是更大的审美决策，列开放项待拍板。</w:t>
+      </w:r>
+    </w:p>
+    <w:p>
+      <w:pPr>
+        <w:pStyle w:val="Compact"/>
+        <w:numPr>
+          <w:ilvl w:val="0"/>
+          <w:numId w:val="1003"/>
+        </w:numPr>
+      </w:pPr>
+      <w:r>
+        <w:rPr>
+          <w:rFonts w:hint="eastAsia"/>
+        </w:rPr>
+        <w:t xml:space="preserve">工作台右栏「任务·决策」分组层次——已清偿。节头改贴顶</w:t>
+      </w:r>
+      <w:r>
+        <w:t xml:space="preserve"> </w:t>
+      </w:r>
+      <w:r>
+        <w:rPr>
+          <w:rFonts w:hint="eastAsia"/>
+        </w:rPr>
+        <w:t xml:space="preserve">sticky＋同族淡底＋铃/链小图标，同节子块发丝分隔；不增纵向体量（D19</w:t>
+      </w:r>
+      <w:r>
+        <w:t xml:space="preserve"> </w:t>
+      </w:r>
+      <w:r>
+        <w:rPr>
+          <w:rFonts w:hint="eastAsia"/>
+        </w:rPr>
+        <w:t xml:space="preserve">密度纪律）。</w:t>
+      </w:r>
+    </w:p>
+    <w:p>
+      <w:pPr>
+        <w:pStyle w:val="Compact"/>
+        <w:numPr>
+          <w:ilvl w:val="0"/>
+          <w:numId w:val="1003"/>
+        </w:numPr>
+      </w:pPr>
+      <w:r>
+        <w:rPr>
+          <w:rFonts w:hint="eastAsia"/>
+        </w:rPr>
+        <w:t xml:space="preserve">顶栏拥挤——可及范围已清偿。看板板筛选</w:t>
+      </w:r>
+      <w:r>
+        <w:t xml:space="preserve"> chips </w:t>
+      </w:r>
+      <w:r>
+        <w:rPr>
+          <w:rFonts w:hint="eastAsia"/>
+        </w:rPr>
+        <w:t xml:space="preserve">行</w:t>
+      </w:r>
+      <w:r>
+        <w:t xml:space="preserve"> gap </w:t>
+      </w:r>
+      <w:r>
+        <w:rPr>
+          <w:rFonts w:hint="eastAsia"/>
+        </w:rPr>
+        <w:t xml:space="preserve">6→8px＋显式换行行距（「左疏右密」观感消除，视觉复验确认）、壳头</w:t>
+      </w:r>
+      <w:r>
+        <w:t xml:space="preserve"> gap </w:t>
+      </w:r>
+      <w:r>
+        <w:rPr>
+          <w:rFonts w:hint="eastAsia"/>
+        </w:rPr>
+        <w:t xml:space="preserve">6→8px；upstream</w:t>
+      </w:r>
+      <w:r>
+        <w:t xml:space="preserve"> </w:t>
+      </w:r>
+      <w:r>
+        <w:rPr>
+          <w:rFonts w:hint="eastAsia"/>
+        </w:rPr>
+        <w:t xml:space="preserve">多页签行属零</w:t>
+      </w:r>
+      <w:r>
+        <w:t xml:space="preserve"> patch </w:t>
+      </w:r>
+      <w:r>
+        <w:rPr>
+          <w:rFonts w:hint="eastAsia"/>
+        </w:rPr>
+        <w:t xml:space="preserve">边界未动。</w:t>
+      </w:r>
+    </w:p>
+    <w:p>
+      <w:pPr>
+        <w:pStyle w:val="Compact"/>
+        <w:numPr>
+          <w:ilvl w:val="0"/>
+          <w:numId w:val="1003"/>
+        </w:numPr>
+      </w:pPr>
+      <w:r>
+        <w:rPr>
+          <w:rFonts w:hint="eastAsia"/>
+        </w:rPr>
+        <w:t xml:space="preserve">治理/推演「签</w:t>
+      </w:r>
+      <w:r>
+        <w:t xml:space="preserve"> </w:t>
+      </w:r>
+      <w:r>
+        <w:rPr>
+          <w:rFonts w:hint="eastAsia"/>
+        </w:rPr>
+        <w:t xml:space="preserve">N」可读性——已清偿。面板标题由「签</w:t>
+      </w:r>
+      <w:r>
+        <w:t xml:space="preserve"> </w:t>
+      </w:r>
+      <w:r>
+        <w:rPr>
+          <w:rFonts w:hint="eastAsia"/>
+        </w:rPr>
+        <w:t xml:space="preserve">N·名称」改为「名称＋尾部辅助小章（签</w:t>
+      </w:r>
+      <w:r>
+        <w:t xml:space="preserve"> </w:t>
+      </w:r>
+      <w:r>
+        <w:rPr>
+          <w:rFonts w:hint="eastAsia"/>
+        </w:rPr>
+        <w:t xml:space="preserve">N）」，序号视觉降级、术语保留（术语冻结与机器锚不动）；受影响测试断言</w:t>
+      </w:r>
+      <w:r>
+        <w:t xml:space="preserve"> 5 </w:t>
+      </w:r>
+      <w:r>
+        <w:rPr>
+          <w:rFonts w:hint="eastAsia"/>
+        </w:rPr>
+        <w:t xml:space="preserve">处随迁为顺序无关双包含。</w:t>
+      </w:r>
+    </w:p>
+    <w:p>
+      <w:pPr>
+        <w:pStyle w:val="FirstParagraph"/>
       </w:pPr>
       <w:r>
         <w:rPr>
@@ -4681,6 +4888,36 @@
   </w:num>
   <w:num w:numId="1002">
     <w:abstractNumId w:val="991"/>
+  </w:num>
+  <w:num w:numId="1003">
+    <w:abstractNumId w:val="99411"/>
+    <w:lvlOverride w:ilvl="0">
+      <w:startOverride w:val="1"/>
+    </w:lvlOverride>
+    <w:lvlOverride w:ilvl="1">
+      <w:startOverride w:val="1"/>
+    </w:lvlOverride>
+    <w:lvlOverride w:ilvl="2">
+      <w:startOverride w:val="1"/>
+    </w:lvlOverride>
+    <w:lvlOverride w:ilvl="3">
+      <w:startOverride w:val="1"/>
+    </w:lvlOverride>
+    <w:lvlOverride w:ilvl="4">
+      <w:startOverride w:val="1"/>
+    </w:lvlOverride>
+    <w:lvlOverride w:ilvl="5">
+      <w:startOverride w:val="1"/>
+    </w:lvlOverride>
+    <w:lvlOverride w:ilvl="6">
+      <w:startOverride w:val="1"/>
+    </w:lvlOverride>
+    <w:lvlOverride w:ilvl="7">
+      <w:startOverride w:val="1"/>
+    </w:lvlOverride>
+    <w:lvlOverride w:ilvl="8">
+      <w:startOverride w:val="1"/>
+    </w:lvlOverride>
   </w:num>
 </w:numbering>
 </file>
